--- a/deliverable/中期检查表_签字页.docx
+++ b/deliverable/中期检查表_签字页.docx
@@ -32,6 +32,302 @@
         <w:gridCol w:w="1843"/>
         <w:gridCol w:w="3811"/>
       </w:tblGrid>
+      <w:tr>
+        <w:tblPrEx>
+          <w:tblBorders>
+            <w:top w:val="single" w:color="auto" w:sz="4" w:space="0"/>
+            <w:left w:val="single" w:color="auto" w:sz="4" w:space="0"/>
+            <w:bottom w:val="single" w:color="auto" w:sz="4" w:space="0"/>
+            <w:right w:val="single" w:color="auto" w:sz="4" w:space="0"/>
+            <w:insideH w:val="single" w:color="auto" w:sz="4" w:space="0"/>
+            <w:insideV w:val="single" w:color="auto" w:sz="4" w:space="0"/>
+          </w:tblBorders>
+          <w:tblCellMar>
+            <w:top w:w="0" w:type="dxa"/>
+            <w:left w:w="108" w:type="dxa"/>
+            <w:bottom w:w="0" w:type="dxa"/>
+            <w:right w:w="108" w:type="dxa"/>
+          </w:tblCellMar>
+        </w:tblPrEx>
+        <w:trPr>
+          <w:trHeight w:val="2835" w:hRule="atLeast"/>
+          <w:jc w:val="center"/>
+        </w:trPr>
+        <w:tc>
+          <w:tcPr>
+            <w:tcW w:w="5000" w:type="pct"/>
+            <w:gridSpan w:val="7"/>
+            <w:tcBorders>
+              <w:bottom w:val="nil"/>
+            </w:tcBorders>
+          </w:tcPr>
+          <w:p>
+            <w:pPr>
+              <w:snapToGrid w:val="0"/>
+              <w:spacing w:before="240" w:after="240"/>
+              <w:rPr>
+                <w:rFonts w:ascii="宋体" w:hAnsi="宋体"/>
+                <w:color w:val="000000" w:themeColor="text1"/>
+                <w:sz w:val="24"/>
+                <w14:textFill>
+                  <w14:solidFill>
+                    <w14:schemeClr w14:val="tx1"/>
+                  </w14:solidFill>
+                </w14:textFill>
+              </w:rPr>
+            </w:pPr>
+            <w:r>
+              <w:rPr>
+                <w:rFonts w:hint="eastAsia" w:ascii="宋体" w:hAnsi="宋体"/>
+                <w:b/>
+                <w:color w:val="000000" w:themeColor="text1"/>
+                <w:sz w:val="24"/>
+                <w14:textFill>
+                  <w14:solidFill>
+                    <w14:schemeClr w14:val="tx1"/>
+                  </w14:solidFill>
+                </w14:textFill>
+              </w:rPr>
+              <w:t xml:space="preserve">2. </w:t>
+            </w:r>
+            <w:r>
+              <w:fldChar w:fldCharType="begin"/>
+            </w:r>
+            <w:r>
+              <w:instrText xml:space="preserve"> HYPERLINK \l "_top" \o "对申请人科研情况及论文已完成情况的总体评价，并就是否同意其参加预答辩做出明确意见" </w:instrText>
+            </w:r>
+            <w:r>
+              <w:fldChar w:fldCharType="separate"/>
+            </w:r>
+            <w:r>
+              <w:rPr>
+                <w:rStyle w:val="10"/>
+                <w:rFonts w:hint="eastAsia" w:ascii="宋体" w:hAnsi="宋体"/>
+                <w:b/>
+                <w:color w:val="000000" w:themeColor="text1"/>
+                <w:sz w:val="24"/>
+                <w14:textFill>
+                  <w14:solidFill>
+                    <w14:schemeClr w14:val="tx1"/>
+                  </w14:solidFill>
+                </w14:textFill>
+              </w:rPr>
+              <w:t>导师综合评语</w:t>
+            </w:r>
+            <w:r>
+              <w:rPr>
+                <w:rStyle w:val="10"/>
+                <w:rFonts w:hint="eastAsia" w:ascii="宋体" w:hAnsi="宋体"/>
+                <w:b/>
+                <w:color w:val="000000" w:themeColor="text1"/>
+                <w:sz w:val="24"/>
+                <w14:textFill>
+                  <w14:solidFill>
+                    <w14:schemeClr w14:val="tx1"/>
+                  </w14:solidFill>
+                </w14:textFill>
+              </w:rPr>
+              <w:fldChar w:fldCharType="end"/>
+            </w:r>
+            <w:r>
+              <w:rPr>
+                <w:rFonts w:hint="eastAsia" w:ascii="宋体" w:hAnsi="宋体"/>
+                <w:color w:val="000000" w:themeColor="text1"/>
+                <w:sz w:val="24"/>
+                <w14:textFill>
+                  <w14:solidFill>
+                    <w14:schemeClr w14:val="tx1"/>
+                  </w14:solidFill>
+                </w14:textFill>
+              </w:rPr>
+              <w:t>：</w:t>
+            </w:r>
+          </w:p>
+          <w:p>
+            <w:pPr>
+              <w:snapToGrid w:val="0"/>
+              <w:spacing w:line="276" w:lineRule="auto"/>
+              <w:ind w:firstLine="3364" w:firstLineChars="1402"/>
+              <w:rPr>
+                <w:rFonts w:hint="eastAsia" w:ascii="宋体" w:hAnsi="宋体"/>
+                <w:color w:val="000000" w:themeColor="text1"/>
+                <w:sz w:val="24"/>
+                <w14:textFill>
+                  <w14:solidFill>
+                    <w14:schemeClr w14:val="tx1"/>
+                  </w14:solidFill>
+                </w14:textFill>
+              </w:rPr>
+            </w:pPr>
+          </w:p>
+          <w:p>
+            <w:pPr>
+              <w:snapToGrid w:val="0"/>
+              <w:spacing w:line="276" w:lineRule="auto"/>
+              <w:ind w:firstLine="3364" w:firstLineChars="1402"/>
+              <w:rPr>
+                <w:rFonts w:hint="eastAsia" w:ascii="宋体" w:hAnsi="宋体"/>
+                <w:color w:val="000000" w:themeColor="text1"/>
+                <w:sz w:val="24"/>
+                <w14:textFill>
+                  <w14:solidFill>
+                    <w14:schemeClr w14:val="tx1"/>
+                  </w14:solidFill>
+                </w14:textFill>
+              </w:rPr>
+            </w:pPr>
+          </w:p>
+          <w:p>
+            <w:pPr>
+              <w:snapToGrid w:val="0"/>
+              <w:spacing w:line="276" w:lineRule="auto"/>
+              <w:ind w:firstLine="3364" w:firstLineChars="1402"/>
+              <w:rPr>
+                <w:rFonts w:hint="eastAsia" w:ascii="宋体" w:hAnsi="宋体"/>
+                <w:color w:val="000000" w:themeColor="text1"/>
+                <w:sz w:val="24"/>
+                <w14:textFill>
+                  <w14:solidFill>
+                    <w14:schemeClr w14:val="tx1"/>
+                  </w14:solidFill>
+                </w14:textFill>
+              </w:rPr>
+            </w:pPr>
+          </w:p>
+          <w:p>
+            <w:pPr>
+              <w:snapToGrid w:val="0"/>
+              <w:spacing w:line="276" w:lineRule="auto"/>
+              <w:ind w:firstLine="3364" w:firstLineChars="1402"/>
+              <w:rPr>
+                <w:rFonts w:hint="eastAsia" w:ascii="宋体" w:hAnsi="宋体"/>
+                <w:color w:val="000000" w:themeColor="text1"/>
+                <w:sz w:val="24"/>
+                <w14:textFill>
+                  <w14:solidFill>
+                    <w14:schemeClr w14:val="tx1"/>
+                  </w14:solidFill>
+                </w14:textFill>
+              </w:rPr>
+            </w:pPr>
+          </w:p>
+          <w:p>
+            <w:pPr>
+              <w:snapToGrid w:val="0"/>
+              <w:spacing w:line="276" w:lineRule="auto"/>
+              <w:ind w:firstLine="3364" w:firstLineChars="1402"/>
+              <w:rPr>
+                <w:rFonts w:hint="eastAsia" w:ascii="宋体" w:hAnsi="宋体"/>
+                <w:color w:val="000000" w:themeColor="text1"/>
+                <w:sz w:val="24"/>
+                <w14:textFill>
+                  <w14:solidFill>
+                    <w14:schemeClr w14:val="tx1"/>
+                  </w14:solidFill>
+                </w14:textFill>
+              </w:rPr>
+            </w:pPr>
+          </w:p>
+          <w:p>
+            <w:pPr>
+              <w:snapToGrid w:val="0"/>
+              <w:spacing w:line="276" w:lineRule="auto"/>
+              <w:ind w:firstLine="3364" w:firstLineChars="1402"/>
+              <w:rPr>
+                <w:rFonts w:hint="eastAsia" w:ascii="宋体" w:hAnsi="宋体"/>
+                <w:color w:val="000000" w:themeColor="text1"/>
+                <w:sz w:val="24"/>
+                <w14:textFill>
+                  <w14:solidFill>
+                    <w14:schemeClr w14:val="tx1"/>
+                  </w14:solidFill>
+                </w14:textFill>
+              </w:rPr>
+            </w:pPr>
+          </w:p>
+          <w:p>
+            <w:pPr>
+              <w:snapToGrid w:val="0"/>
+              <w:spacing w:line="276" w:lineRule="auto"/>
+              <w:ind w:firstLine="3364" w:firstLineChars="1402"/>
+              <w:rPr>
+                <w:rFonts w:ascii="宋体" w:hAnsi="宋体"/>
+                <w:color w:val="000000" w:themeColor="text1"/>
+                <w:sz w:val="24"/>
+                <w14:textFill>
+                  <w14:solidFill>
+                    <w14:schemeClr w14:val="tx1"/>
+                  </w14:solidFill>
+                </w14:textFill>
+              </w:rPr>
+            </w:pPr>
+            <w:r>
+              <w:rPr>
+                <w:rFonts w:hint="eastAsia" w:ascii="宋体" w:hAnsi="宋体"/>
+                <w:color w:val="000000" w:themeColor="text1"/>
+                <w:sz w:val="24"/>
+                <w14:textFill>
+                  <w14:solidFill>
+                    <w14:schemeClr w14:val="tx1"/>
+                  </w14:solidFill>
+                </w14:textFill>
+              </w:rPr>
+              <w:t xml:space="preserve">导师签字：                   </w:t>
+            </w:r>
+            <w:sdt>
+              <w:sdtPr>
+                <w:rPr>
+                  <w:rFonts w:hint="eastAsia" w:ascii="宋体" w:hAnsi="宋体"/>
+                  <w:color w:val="000000" w:themeColor="text1"/>
+                  <w:sz w:val="24"/>
+                  <w14:textFill>
+                    <w14:solidFill>
+                      <w14:schemeClr w14:val="tx1"/>
+                    </w14:solidFill>
+                  </w14:textFill>
+                </w:rPr>
+                <w:id w:val="-1606567877"/>
+                <w:placeholder>
+                  <w:docPart w:val="A73326E718AF486A99F7A88590C3752E"/>
+                </w:placeholder>
+                <w:date>
+                  <w:dateFormat w:val="yyyy'年'M'月'd'日'"/>
+                  <w:lid w:val="zh-CN"/>
+                  <w:storeMappedDataAs w:val="datetime"/>
+                  <w:calendar w:val="gregorian"/>
+                </w:date>
+              </w:sdtPr>
+              <w:sdtEndPr>
+                <w:rPr>
+                  <w:rFonts w:hint="eastAsia" w:ascii="宋体" w:hAnsi="宋体"/>
+                  <w:color w:val="000000" w:themeColor="text1"/>
+                  <w:sz w:val="24"/>
+                  <w14:textFill>
+                    <w14:solidFill>
+                      <w14:schemeClr w14:val="tx1"/>
+                    </w14:solidFill>
+                  </w14:textFill>
+                </w:rPr>
+              </w:sdtEndPr>
+              <w:sdtContent>
+                <w:r>
+                  <w:rPr>
+                    <w:rFonts w:hint="eastAsia" w:ascii="宋体" w:hAnsi="宋体"/>
+                    <w:color w:val="000000" w:themeColor="text1"/>
+                    <w:sz w:val="24"/>
+                    <w14:textFill>
+                      <w14:solidFill>
+                        <w14:schemeClr w14:val="tx1"/>
+                      </w14:solidFill>
+                    </w14:textFill>
+                  </w:rPr>
+                  <w:t>年   月   日</w:t>
+                </w:r>
+              </w:sdtContent>
+            </w:sdt>
+          </w:p>
+        </w:tc>
+      </w:tr>
       <w:tr>
         <w:tblPrEx>
           <w:tblBorders>

--- a/deliverable/中期检查表_签字页.docx
+++ b/deliverable/中期检查表_签字页.docx
@@ -50,7 +50,7 @@
           </w:tblCellMar>
         </w:tblPrEx>
         <w:trPr>
-          <w:trHeight w:val="2835" w:hRule="atLeast"/>
+          <w:trHeight w:val="567" w:hRule="exact"/>
           <w:jc w:val="center"/>
         </w:trPr>
         <w:tc>
@@ -63,302 +63,7 @@
           </w:tcPr>
           <w:p>
             <w:pPr>
-              <w:snapToGrid w:val="0"/>
-              <w:spacing w:before="240" w:after="240"/>
-              <w:rPr>
-                <w:rFonts w:ascii="宋体" w:hAnsi="宋体"/>
-                <w:color w:val="000000" w:themeColor="text1"/>
-                <w:sz w:val="24"/>
-                <w14:textFill>
-                  <w14:solidFill>
-                    <w14:schemeClr w14:val="tx1"/>
-                  </w14:solidFill>
-                </w14:textFill>
-              </w:rPr>
-            </w:pPr>
-            <w:r>
-              <w:rPr>
-                <w:rFonts w:hint="eastAsia" w:ascii="宋体" w:hAnsi="宋体"/>
-                <w:b/>
-                <w:color w:val="000000" w:themeColor="text1"/>
-                <w:sz w:val="24"/>
-                <w14:textFill>
-                  <w14:solidFill>
-                    <w14:schemeClr w14:val="tx1"/>
-                  </w14:solidFill>
-                </w14:textFill>
-              </w:rPr>
-              <w:t xml:space="preserve">2. </w:t>
-            </w:r>
-            <w:r>
-              <w:fldChar w:fldCharType="begin"/>
-            </w:r>
-            <w:r>
-              <w:instrText xml:space="preserve"> HYPERLINK \l "_top" \o "对申请人科研情况及论文已完成情况的总体评价，并就是否同意其参加预答辩做出明确意见" </w:instrText>
-            </w:r>
-            <w:r>
-              <w:fldChar w:fldCharType="separate"/>
-            </w:r>
-            <w:r>
-              <w:rPr>
-                <w:rStyle w:val="10"/>
-                <w:rFonts w:hint="eastAsia" w:ascii="宋体" w:hAnsi="宋体"/>
-                <w:b/>
-                <w:color w:val="000000" w:themeColor="text1"/>
-                <w:sz w:val="24"/>
-                <w14:textFill>
-                  <w14:solidFill>
-                    <w14:schemeClr w14:val="tx1"/>
-                  </w14:solidFill>
-                </w14:textFill>
-              </w:rPr>
-              <w:t>导师综合评语</w:t>
-            </w:r>
-            <w:r>
-              <w:rPr>
-                <w:rStyle w:val="10"/>
-                <w:rFonts w:hint="eastAsia" w:ascii="宋体" w:hAnsi="宋体"/>
-                <w:b/>
-                <w:color w:val="000000" w:themeColor="text1"/>
-                <w:sz w:val="24"/>
-                <w14:textFill>
-                  <w14:solidFill>
-                    <w14:schemeClr w14:val="tx1"/>
-                  </w14:solidFill>
-                </w14:textFill>
-              </w:rPr>
-              <w:fldChar w:fldCharType="end"/>
-            </w:r>
-            <w:r>
-              <w:rPr>
-                <w:rFonts w:hint="eastAsia" w:ascii="宋体" w:hAnsi="宋体"/>
-                <w:color w:val="000000" w:themeColor="text1"/>
-                <w:sz w:val="24"/>
-                <w14:textFill>
-                  <w14:solidFill>
-                    <w14:schemeClr w14:val="tx1"/>
-                  </w14:solidFill>
-                </w14:textFill>
-              </w:rPr>
-              <w:t>：</w:t>
-            </w:r>
-          </w:p>
-          <w:p>
-            <w:pPr>
-              <w:snapToGrid w:val="0"/>
-              <w:spacing w:line="276" w:lineRule="auto"/>
-              <w:ind w:firstLine="3364" w:firstLineChars="1402"/>
-              <w:rPr>
-                <w:rFonts w:hint="eastAsia" w:ascii="宋体" w:hAnsi="宋体"/>
-                <w:color w:val="000000" w:themeColor="text1"/>
-                <w:sz w:val="24"/>
-                <w14:textFill>
-                  <w14:solidFill>
-                    <w14:schemeClr w14:val="tx1"/>
-                  </w14:solidFill>
-                </w14:textFill>
-              </w:rPr>
-            </w:pPr>
-          </w:p>
-          <w:p>
-            <w:pPr>
-              <w:snapToGrid w:val="0"/>
-              <w:spacing w:line="276" w:lineRule="auto"/>
-              <w:ind w:firstLine="3364" w:firstLineChars="1402"/>
-              <w:rPr>
-                <w:rFonts w:hint="eastAsia" w:ascii="宋体" w:hAnsi="宋体"/>
-                <w:color w:val="000000" w:themeColor="text1"/>
-                <w:sz w:val="24"/>
-                <w14:textFill>
-                  <w14:solidFill>
-                    <w14:schemeClr w14:val="tx1"/>
-                  </w14:solidFill>
-                </w14:textFill>
-              </w:rPr>
-            </w:pPr>
-          </w:p>
-          <w:p>
-            <w:pPr>
-              <w:snapToGrid w:val="0"/>
-              <w:spacing w:line="276" w:lineRule="auto"/>
-              <w:ind w:firstLine="3364" w:firstLineChars="1402"/>
-              <w:rPr>
-                <w:rFonts w:hint="eastAsia" w:ascii="宋体" w:hAnsi="宋体"/>
-                <w:color w:val="000000" w:themeColor="text1"/>
-                <w:sz w:val="24"/>
-                <w14:textFill>
-                  <w14:solidFill>
-                    <w14:schemeClr w14:val="tx1"/>
-                  </w14:solidFill>
-                </w14:textFill>
-              </w:rPr>
-            </w:pPr>
-          </w:p>
-          <w:p>
-            <w:pPr>
-              <w:snapToGrid w:val="0"/>
-              <w:spacing w:line="276" w:lineRule="auto"/>
-              <w:ind w:firstLine="3364" w:firstLineChars="1402"/>
-              <w:rPr>
-                <w:rFonts w:hint="eastAsia" w:ascii="宋体" w:hAnsi="宋体"/>
-                <w:color w:val="000000" w:themeColor="text1"/>
-                <w:sz w:val="24"/>
-                <w14:textFill>
-                  <w14:solidFill>
-                    <w14:schemeClr w14:val="tx1"/>
-                  </w14:solidFill>
-                </w14:textFill>
-              </w:rPr>
-            </w:pPr>
-          </w:p>
-          <w:p>
-            <w:pPr>
-              <w:snapToGrid w:val="0"/>
-              <w:spacing w:line="276" w:lineRule="auto"/>
-              <w:ind w:firstLine="3364" w:firstLineChars="1402"/>
-              <w:rPr>
-                <w:rFonts w:hint="eastAsia" w:ascii="宋体" w:hAnsi="宋体"/>
-                <w:color w:val="000000" w:themeColor="text1"/>
-                <w:sz w:val="24"/>
-                <w14:textFill>
-                  <w14:solidFill>
-                    <w14:schemeClr w14:val="tx1"/>
-                  </w14:solidFill>
-                </w14:textFill>
-              </w:rPr>
-            </w:pPr>
-          </w:p>
-          <w:p>
-            <w:pPr>
-              <w:snapToGrid w:val="0"/>
-              <w:spacing w:line="276" w:lineRule="auto"/>
-              <w:ind w:firstLine="3364" w:firstLineChars="1402"/>
-              <w:rPr>
-                <w:rFonts w:hint="eastAsia" w:ascii="宋体" w:hAnsi="宋体"/>
-                <w:color w:val="000000" w:themeColor="text1"/>
-                <w:sz w:val="24"/>
-                <w14:textFill>
-                  <w14:solidFill>
-                    <w14:schemeClr w14:val="tx1"/>
-                  </w14:solidFill>
-                </w14:textFill>
-              </w:rPr>
-            </w:pPr>
-          </w:p>
-          <w:p>
-            <w:pPr>
-              <w:snapToGrid w:val="0"/>
-              <w:spacing w:line="276" w:lineRule="auto"/>
-              <w:ind w:firstLine="3364" w:firstLineChars="1402"/>
-              <w:rPr>
-                <w:rFonts w:ascii="宋体" w:hAnsi="宋体"/>
-                <w:color w:val="000000" w:themeColor="text1"/>
-                <w:sz w:val="24"/>
-                <w14:textFill>
-                  <w14:solidFill>
-                    <w14:schemeClr w14:val="tx1"/>
-                  </w14:solidFill>
-                </w14:textFill>
-              </w:rPr>
-            </w:pPr>
-            <w:r>
-              <w:rPr>
-                <w:rFonts w:hint="eastAsia" w:ascii="宋体" w:hAnsi="宋体"/>
-                <w:color w:val="000000" w:themeColor="text1"/>
-                <w:sz w:val="24"/>
-                <w14:textFill>
-                  <w14:solidFill>
-                    <w14:schemeClr w14:val="tx1"/>
-                  </w14:solidFill>
-                </w14:textFill>
-              </w:rPr>
-              <w:t xml:space="preserve">导师签字：                   </w:t>
-            </w:r>
-            <w:sdt>
-              <w:sdtPr>
-                <w:rPr>
-                  <w:rFonts w:hint="eastAsia" w:ascii="宋体" w:hAnsi="宋体"/>
-                  <w:color w:val="000000" w:themeColor="text1"/>
-                  <w:sz w:val="24"/>
-                  <w14:textFill>
-                    <w14:solidFill>
-                      <w14:schemeClr w14:val="tx1"/>
-                    </w14:solidFill>
-                  </w14:textFill>
-                </w:rPr>
-                <w:id w:val="-1606567877"/>
-                <w:placeholder>
-                  <w:docPart w:val="A73326E718AF486A99F7A88590C3752E"/>
-                </w:placeholder>
-                <w:date>
-                  <w:dateFormat w:val="yyyy'年'M'月'd'日'"/>
-                  <w:lid w:val="zh-CN"/>
-                  <w:storeMappedDataAs w:val="datetime"/>
-                  <w:calendar w:val="gregorian"/>
-                </w:date>
-              </w:sdtPr>
-              <w:sdtEndPr>
-                <w:rPr>
-                  <w:rFonts w:hint="eastAsia" w:ascii="宋体" w:hAnsi="宋体"/>
-                  <w:color w:val="000000" w:themeColor="text1"/>
-                  <w:sz w:val="24"/>
-                  <w14:textFill>
-                    <w14:solidFill>
-                      <w14:schemeClr w14:val="tx1"/>
-                    </w14:solidFill>
-                  </w14:textFill>
-                </w:rPr>
-              </w:sdtEndPr>
-              <w:sdtContent>
-                <w:r>
-                  <w:rPr>
-                    <w:rFonts w:hint="eastAsia" w:ascii="宋体" w:hAnsi="宋体"/>
-                    <w:color w:val="000000" w:themeColor="text1"/>
-                    <w:sz w:val="24"/>
-                    <w14:textFill>
-                      <w14:solidFill>
-                        <w14:schemeClr w14:val="tx1"/>
-                      </w14:solidFill>
-                    </w14:textFill>
-                  </w:rPr>
-                  <w:t>年   月   日</w:t>
-                </w:r>
-              </w:sdtContent>
-            </w:sdt>
-          </w:p>
-        </w:tc>
-      </w:tr>
-      <w:tr>
-        <w:tblPrEx>
-          <w:tblBorders>
-            <w:top w:val="single" w:color="auto" w:sz="4" w:space="0"/>
-            <w:left w:val="single" w:color="auto" w:sz="4" w:space="0"/>
-            <w:bottom w:val="single" w:color="auto" w:sz="4" w:space="0"/>
-            <w:right w:val="single" w:color="auto" w:sz="4" w:space="0"/>
-            <w:insideH w:val="single" w:color="auto" w:sz="4" w:space="0"/>
-            <w:insideV w:val="single" w:color="auto" w:sz="4" w:space="0"/>
-          </w:tblBorders>
-          <w:tblCellMar>
-            <w:top w:w="0" w:type="dxa"/>
-            <w:left w:w="108" w:type="dxa"/>
-            <w:bottom w:w="0" w:type="dxa"/>
-            <w:right w:w="108" w:type="dxa"/>
-          </w:tblCellMar>
-        </w:tblPrEx>
-        <w:trPr>
-          <w:trHeight w:val="567" w:hRule="exact"/>
-          <w:jc w:val="center"/>
-        </w:trPr>
-        <w:tc>
-          <w:tcPr>
-            <w:tcW w:w="5000" w:type="pct"/>
-            <w:gridSpan w:val="7"/>
-            <w:tcBorders>
-              <w:bottom w:val="nil"/>
-            </w:tcBorders>
-          </w:tcPr>
-          <w:p>
-            <w:pPr>
+              <w:pageBreakBefore/>
               <w:spacing w:line="360" w:lineRule="auto"/>
               <w:jc w:val="left"/>
               <w:rPr>
@@ -750,6 +455,9 @@
                 </w14:textFill>
               </w:rPr>
             </w:pPr>
+            <w:r>
+              <w:t xml:space="preserve">李向阳</w:t>
+            </w:r>
           </w:p>
         </w:tc>
         <w:tc>
@@ -774,6 +482,9 @@
                 </w14:textFill>
               </w:rPr>
             </w:pPr>
+            <w:r>
+              <w:t xml:space="preserve">教授</w:t>
+            </w:r>
           </w:p>
         </w:tc>
         <w:tc>
@@ -798,6 +509,9 @@
                 </w14:textFill>
               </w:rPr>
             </w:pPr>
+            <w:r>
+              <w:t xml:space="preserve">生物化学与分子生物学</w:t>
+            </w:r>
           </w:p>
         </w:tc>
         <w:tc>
@@ -822,6 +536,9 @@
                 </w14:textFill>
               </w:rPr>
             </w:pPr>
+            <w:r>
+              <w:t xml:space="preserve">鲁东大学生命科学学院</w:t>
+            </w:r>
           </w:p>
         </w:tc>
       </w:tr>
@@ -928,6 +645,9 @@
                 </w14:textFill>
               </w:rPr>
             </w:pPr>
+            <w:r>
+              <w:t xml:space="preserve">江婷婷</w:t>
+            </w:r>
           </w:p>
         </w:tc>
         <w:tc>
@@ -952,6 +672,9 @@
                 </w14:textFill>
               </w:rPr>
             </w:pPr>
+            <w:r>
+              <w:t xml:space="preserve">副教授</w:t>
+            </w:r>
           </w:p>
         </w:tc>
         <w:tc>
@@ -976,6 +699,9 @@
                 </w14:textFill>
               </w:rPr>
             </w:pPr>
+            <w:r>
+              <w:t xml:space="preserve">生物化学与分子生物学</w:t>
+            </w:r>
           </w:p>
         </w:tc>
         <w:tc>
@@ -1000,6 +726,9 @@
                 </w14:textFill>
               </w:rPr>
             </w:pPr>
+            <w:r>
+              <w:t xml:space="preserve">鲁东大学生命科学学院</w:t>
+            </w:r>
           </w:p>
         </w:tc>
       </w:tr>
@@ -1091,6 +820,9 @@
                 </w14:textFill>
               </w:rPr>
             </w:pPr>
+            <w:r>
+              <w:t xml:space="preserve">孙杰</w:t>
+            </w:r>
           </w:p>
         </w:tc>
         <w:tc>
@@ -1115,6 +847,9 @@
                 </w14:textFill>
               </w:rPr>
             </w:pPr>
+            <w:r>
+              <w:t xml:space="preserve">教授</w:t>
+            </w:r>
           </w:p>
         </w:tc>
         <w:tc>
@@ -1139,6 +874,9 @@
                 </w14:textFill>
               </w:rPr>
             </w:pPr>
+            <w:r>
+              <w:t xml:space="preserve">生物化学与分子生物学</w:t>
+            </w:r>
           </w:p>
         </w:tc>
         <w:tc>
@@ -1163,6 +901,9 @@
                 </w14:textFill>
               </w:rPr>
             </w:pPr>
+            <w:r>
+              <w:t xml:space="preserve">鲁东大学生命科学学院</w:t>
+            </w:r>
           </w:p>
         </w:tc>
       </w:tr>
@@ -1254,6 +995,9 @@
                 </w14:textFill>
               </w:rPr>
             </w:pPr>
+            <w:r>
+              <w:t xml:space="preserve">高洪伟</w:t>
+            </w:r>
           </w:p>
         </w:tc>
         <w:tc>
@@ -1278,6 +1022,9 @@
                 </w14:textFill>
               </w:rPr>
             </w:pPr>
+            <w:r>
+              <w:t xml:space="preserve">教授</w:t>
+            </w:r>
           </w:p>
         </w:tc>
         <w:tc>
@@ -1302,6 +1049,9 @@
                 </w14:textFill>
               </w:rPr>
             </w:pPr>
+            <w:r>
+              <w:t xml:space="preserve">生物化学与分子生物学</w:t>
+            </w:r>
           </w:p>
         </w:tc>
         <w:tc>
@@ -1326,6 +1076,9 @@
                 </w14:textFill>
               </w:rPr>
             </w:pPr>
+            <w:r>
+              <w:t xml:space="preserve">鲁东大学生命科学学院</w:t>
+            </w:r>
           </w:p>
         </w:tc>
       </w:tr>
@@ -1913,7 +1666,7 @@
                       </w14:solidFill>
                     </w14:textFill>
                   </w:rPr>
-                  <w:t>年   月   日</w:t>
+                  <w:t>2026年9月19日</w:t>
                 </w:r>
               </w:sdtContent>
             </w:sdt>

--- a/deliverable/中期检查表_签字页.docx
+++ b/deliverable/中期检查表_签字页.docx
@@ -50,6 +50,342 @@
           </w:tblCellMar>
         </w:tblPrEx>
         <w:trPr>
+          <w:trHeight w:val="2835" w:hRule="atLeast"/>
+          <w:jc w:val="center"/>
+        </w:trPr>
+        <w:tc>
+          <w:tcPr>
+            <w:tcW w:w="5000" w:type="pct"/>
+            <w:gridSpan w:val="7"/>
+            <w:tcBorders>
+              <w:bottom w:val="nil"/>
+            </w:tcBorders>
+          </w:tcPr>
+          <w:p>
+            <w:pPr>
+              <w:pageBreakBefore/>
+              <w:snapToGrid w:val="0"/>
+              <w:spacing w:before="240" w:after="240"/>
+              <w:rPr>
+                <w:rFonts w:ascii="宋体" w:hAnsi="宋体"/>
+                <w:color w:val="000000" w:themeColor="text1"/>
+                <w:sz w:val="24"/>
+                <w14:textFill>
+                  <w14:solidFill>
+                    <w14:schemeClr w14:val="tx1"/>
+                  </w14:solidFill>
+                </w14:textFill>
+              </w:rPr>
+            </w:pPr>
+            <w:r>
+              <w:rPr>
+                <w:rFonts w:hint="eastAsia" w:ascii="宋体" w:hAnsi="宋体"/>
+                <w:b/>
+                <w:color w:val="000000" w:themeColor="text1"/>
+                <w:sz w:val="24"/>
+                <w14:textFill>
+                  <w14:solidFill>
+                    <w14:schemeClr w14:val="tx1"/>
+                  </w14:solidFill>
+                </w14:textFill>
+              </w:rPr>
+              <w:t xml:space="preserve">2. </w:t>
+            </w:r>
+            <w:r>
+              <w:fldChar w:fldCharType="begin"/>
+            </w:r>
+            <w:r>
+              <w:instrText xml:space="preserve"> HYPERLINK \l "_top" \o "对申请人科研情况及论文已完成情况的总体评价，并就是否同意其参加预答辩做出明确意见" </w:instrText>
+            </w:r>
+            <w:r>
+              <w:fldChar w:fldCharType="separate"/>
+            </w:r>
+            <w:r>
+              <w:rPr>
+                <w:rStyle w:val="10"/>
+                <w:rFonts w:hint="eastAsia" w:ascii="宋体" w:hAnsi="宋体"/>
+                <w:b/>
+                <w:color w:val="000000" w:themeColor="text1"/>
+                <w:sz w:val="24"/>
+                <w14:textFill>
+                  <w14:solidFill>
+                    <w14:schemeClr w14:val="tx1"/>
+                  </w14:solidFill>
+                </w14:textFill>
+              </w:rPr>
+              <w:t>导师综合评语</w:t>
+            </w:r>
+            <w:r>
+              <w:rPr>
+                <w:rStyle w:val="10"/>
+                <w:rFonts w:hint="eastAsia" w:ascii="宋体" w:hAnsi="宋体"/>
+                <w:b/>
+                <w:color w:val="000000" w:themeColor="text1"/>
+                <w:sz w:val="24"/>
+                <w14:textFill>
+                  <w14:solidFill>
+                    <w14:schemeClr w14:val="tx1"/>
+                  </w14:solidFill>
+                </w14:textFill>
+              </w:rPr>
+              <w:fldChar w:fldCharType="end"/>
+            </w:r>
+            <w:r>
+              <w:rPr>
+                <w:rFonts w:hint="eastAsia" w:ascii="宋体" w:hAnsi="宋体"/>
+                <w:color w:val="000000" w:themeColor="text1"/>
+                <w:sz w:val="24"/>
+                <w14:textFill>
+                  <w14:solidFill>
+                    <w14:schemeClr w14:val="tx1"/>
+                  </w14:solidFill>
+                </w14:textFill>
+              </w:rPr>
+              <w:t>：</w:t>
+            </w:r>
+          </w:p>
+          <w:p>
+            <w:pPr>
+              <w:pageBreakBefore/>
+              <w:snapToGrid w:val="0"/>
+              <w:spacing w:line="276" w:lineRule="auto"/>
+              <w:ind w:firstLine="724" w:firstLineChars="302"/>
+              <w:rPr>
+                <w:rFonts w:ascii="宋体" w:hAnsi="宋体"/>
+                <w:b/>
+                <w:color w:val="000000" w:themeColor="text1"/>
+                <w:sz w:val="24"/>
+                <w14:textFill>
+                  <w14:solidFill>
+                    <w14:schemeClr w14:val="tx1"/>
+                  </w14:solidFill>
+                </w14:textFill>
+              </w:rPr>
+            </w:pPr>
+            <w:r>
+              <w:rPr>
+                <w:rFonts w:ascii="宋体" w:hAnsi="宋体"/>
+                <w:color w:val="000000" w:themeColor="text1"/>
+                <w:sz w:val="24"/>
+                <w14:textFill>
+                  <w14:solidFill>
+                    <w14:schemeClr w14:val="tx1"/>
+                  </w14:solidFill>
+                </w14:textFill>
+              </w:rPr>
+              <w:t xml:space="preserve">该生学习态度端正，科研作风严谨，能够独立查阅文献、设计分析方案并完成数据处理与建模工作，具备较好的生物信息学分析与英文论文写作基础，科研潜力良好。中期检查阶段已完成全队列宏基因组数据处理与微生物基因组参考集构建、微生物源短肽库构建、多模型共识预测、分阶段差异分析以及宏蛋白组表达证据二次去重与 AD 特异性特有抗菌肽筛选等主体工作，结果可信，进度与开题计划一致；对预测假阳性、机制关联证据强度有限等问题已有明确处理办法，后续工作安排合理。同意该生参加学位论文预答辩。</w:t>
+            </w:r>
+          </w:p>
+          <w:p>
+            <w:pPr>
+              <w:pageBreakBefore/>
+              <w:snapToGrid w:val="0"/>
+              <w:spacing w:line="276" w:lineRule="auto"/>
+              <w:ind w:firstLine="3364" w:firstLineChars="1402"/>
+              <w:rPr>
+                <w:rFonts w:hint="eastAsia" w:ascii="宋体" w:hAnsi="宋体"/>
+                <w:color w:val="000000" w:themeColor="text1"/>
+                <w:sz w:val="24"/>
+                <w14:textFill>
+                  <w14:solidFill>
+                    <w14:schemeClr w14:val="tx1"/>
+                  </w14:solidFill>
+                </w14:textFill>
+              </w:rPr>
+            </w:pPr>
+          </w:p>
+          <w:p>
+            <w:pPr>
+              <w:pageBreakBefore/>
+              <w:snapToGrid w:val="0"/>
+              <w:spacing w:line="276" w:lineRule="auto"/>
+              <w:ind w:firstLine="3364" w:firstLineChars="1402"/>
+              <w:rPr>
+                <w:rFonts w:hint="eastAsia" w:ascii="宋体" w:hAnsi="宋体"/>
+                <w:color w:val="000000" w:themeColor="text1"/>
+                <w:sz w:val="24"/>
+                <w14:textFill>
+                  <w14:solidFill>
+                    <w14:schemeClr w14:val="tx1"/>
+                  </w14:solidFill>
+                </w14:textFill>
+              </w:rPr>
+            </w:pPr>
+          </w:p>
+          <w:p>
+            <w:pPr>
+              <w:pageBreakBefore/>
+              <w:snapToGrid w:val="0"/>
+              <w:spacing w:line="276" w:lineRule="auto"/>
+              <w:ind w:firstLine="3364" w:firstLineChars="1402"/>
+              <w:rPr>
+                <w:rFonts w:hint="eastAsia" w:ascii="宋体" w:hAnsi="宋体"/>
+                <w:color w:val="000000" w:themeColor="text1"/>
+                <w:sz w:val="24"/>
+                <w14:textFill>
+                  <w14:solidFill>
+                    <w14:schemeClr w14:val="tx1"/>
+                  </w14:solidFill>
+                </w14:textFill>
+              </w:rPr>
+            </w:pPr>
+          </w:p>
+          <w:p>
+            <w:pPr>
+              <w:pageBreakBefore/>
+              <w:snapToGrid w:val="0"/>
+              <w:spacing w:line="276" w:lineRule="auto"/>
+              <w:ind w:firstLine="3364" w:firstLineChars="1402"/>
+              <w:rPr>
+                <w:rFonts w:hint="eastAsia" w:ascii="宋体" w:hAnsi="宋体"/>
+                <w:color w:val="000000" w:themeColor="text1"/>
+                <w:sz w:val="24"/>
+                <w14:textFill>
+                  <w14:solidFill>
+                    <w14:schemeClr w14:val="tx1"/>
+                  </w14:solidFill>
+                </w14:textFill>
+              </w:rPr>
+            </w:pPr>
+          </w:p>
+          <w:p>
+            <w:pPr>
+              <w:pageBreakBefore/>
+              <w:snapToGrid w:val="0"/>
+              <w:spacing w:line="276" w:lineRule="auto"/>
+              <w:ind w:firstLine="3364" w:firstLineChars="1402"/>
+              <w:rPr>
+                <w:rFonts w:hint="eastAsia" w:ascii="宋体" w:hAnsi="宋体"/>
+                <w:color w:val="000000" w:themeColor="text1"/>
+                <w:sz w:val="24"/>
+                <w14:textFill>
+                  <w14:solidFill>
+                    <w14:schemeClr w14:val="tx1"/>
+                  </w14:solidFill>
+                </w14:textFill>
+              </w:rPr>
+            </w:pPr>
+          </w:p>
+          <w:p>
+            <w:pPr>
+              <w:pageBreakBefore/>
+              <w:snapToGrid w:val="0"/>
+              <w:spacing w:line="276" w:lineRule="auto"/>
+              <w:ind w:firstLine="3364" w:firstLineChars="1402"/>
+              <w:rPr>
+                <w:rFonts w:hint="eastAsia" w:ascii="宋体" w:hAnsi="宋体"/>
+                <w:color w:val="000000" w:themeColor="text1"/>
+                <w:sz w:val="24"/>
+                <w14:textFill>
+                  <w14:solidFill>
+                    <w14:schemeClr w14:val="tx1"/>
+                  </w14:solidFill>
+                </w14:textFill>
+              </w:rPr>
+            </w:pPr>
+          </w:p>
+          <w:p>
+            <w:pPr>
+              <w:pageBreakBefore/>
+              <w:snapToGrid w:val="0"/>
+              <w:spacing w:line="276" w:lineRule="auto"/>
+              <w:ind w:firstLine="3364" w:firstLineChars="1402"/>
+              <w:rPr>
+                <w:rFonts w:ascii="宋体" w:hAnsi="宋体"/>
+                <w:color w:val="000000" w:themeColor="text1"/>
+                <w:sz w:val="24"/>
+                <w14:textFill>
+                  <w14:solidFill>
+                    <w14:schemeClr w14:val="tx1"/>
+                  </w14:solidFill>
+                </w14:textFill>
+              </w:rPr>
+            </w:pPr>
+            <w:r>
+              <w:rPr>
+                <w:rFonts w:hint="eastAsia" w:ascii="宋体" w:hAnsi="宋体"/>
+                <w:color w:val="000000" w:themeColor="text1"/>
+                <w:sz w:val="24"/>
+                <w14:textFill>
+                  <w14:solidFill>
+                    <w14:schemeClr w14:val="tx1"/>
+                  </w14:solidFill>
+                </w14:textFill>
+              </w:rPr>
+              <w:t xml:space="preserve">导师签字：                   </w:t>
+            </w:r>
+            <w:sdt>
+              <w:sdtPr>
+                <w:rPr>
+                  <w:rFonts w:hint="eastAsia" w:ascii="宋体" w:hAnsi="宋体"/>
+                  <w:color w:val="000000" w:themeColor="text1"/>
+                  <w:sz w:val="24"/>
+                  <w14:textFill>
+                    <w14:solidFill>
+                      <w14:schemeClr w14:val="tx1"/>
+                    </w14:solidFill>
+                  </w14:textFill>
+                </w:rPr>
+                <w:id w:val="-1606567877"/>
+                <w:placeholder>
+                  <w:docPart w:val="A73326E718AF486A99F7A88590C3752E"/>
+                </w:placeholder>
+                <w:date>
+                  <w:dateFormat w:val="yyyy'年'M'月'd'日'"/>
+                  <w:lid w:val="zh-CN"/>
+                  <w:storeMappedDataAs w:val="datetime"/>
+                  <w:calendar w:val="gregorian"/>
+                </w:date>
+              </w:sdtPr>
+              <w:sdtEndPr>
+                <w:rPr>
+                  <w:rFonts w:hint="eastAsia" w:ascii="宋体" w:hAnsi="宋体"/>
+                  <w:color w:val="000000" w:themeColor="text1"/>
+                  <w:sz w:val="24"/>
+                  <w14:textFill>
+                    <w14:solidFill>
+                      <w14:schemeClr w14:val="tx1"/>
+                    </w14:solidFill>
+                  </w14:textFill>
+                </w:rPr>
+              </w:sdtEndPr>
+              <w:sdtContent>
+                <w:r>
+                  <w:rPr>
+                    <w:rFonts w:hint="eastAsia" w:ascii="宋体" w:hAnsi="宋体"/>
+                    <w:color w:val="000000" w:themeColor="text1"/>
+                    <w:sz w:val="24"/>
+                    <w14:textFill>
+                      <w14:solidFill>
+                        <w14:schemeClr w14:val="tx1"/>
+                      </w14:solidFill>
+                    </w14:textFill>
+                  </w:rPr>
+                  <w:t>2026年9月19日</w:t>
+                </w:r>
+              </w:sdtContent>
+            </w:sdt>
+          </w:p>
+        </w:tc>
+      </w:tr>
+      <w:tr>
+        <w:tblPrEx>
+          <w:tblBorders>
+            <w:top w:val="single" w:color="auto" w:sz="4" w:space="0"/>
+            <w:left w:val="single" w:color="auto" w:sz="4" w:space="0"/>
+            <w:bottom w:val="single" w:color="auto" w:sz="4" w:space="0"/>
+            <w:right w:val="single" w:color="auto" w:sz="4" w:space="0"/>
+            <w:insideH w:val="single" w:color="auto" w:sz="4" w:space="0"/>
+            <w:insideV w:val="single" w:color="auto" w:sz="4" w:space="0"/>
+          </w:tblBorders>
+          <w:tblCellMar>
+            <w:top w:w="0" w:type="dxa"/>
+            <w:left w:w="108" w:type="dxa"/>
+            <w:bottom w:w="0" w:type="dxa"/>
+            <w:right w:w="108" w:type="dxa"/>
+          </w:tblCellMar>
+        </w:tblPrEx>
+        <w:trPr>
           <w:trHeight w:val="567" w:hRule="exact"/>
           <w:jc w:val="center"/>
         </w:trPr>
@@ -63,7 +399,6 @@
           </w:tcPr>
           <w:p>
             <w:pPr>
-              <w:pageBreakBefore/>
               <w:spacing w:line="360" w:lineRule="auto"/>
               <w:jc w:val="left"/>
               <w:rPr>
